--- a/700_studies/2603-the-one-thing-북클럽/priority-calibration-system.docx
+++ b/700_studies/2603-the-one-thing-북클럽/priority-calibration-system.docx
@@ -549,12 +549,6 @@
         <w:gridCol w:w="3010"/>
       </w:tblGrid>
       <w:tr>
-        <w:tblPrEx>
-          <w:tblCellMar>
-            <w:top w:w="0" w:type="dxa"/>
-            <w:bottom w:w="0" w:type="dxa"/>
-          </w:tblCellMar>
-        </w:tblPrEx>
         <w:tc>
           <w:tcPr>
             <w:tcW w:w="3008" w:type="dxa"/>
@@ -785,12 +779,6 @@
         </w:tc>
       </w:tr>
       <w:tr>
-        <w:tblPrEx>
-          <w:tblCellMar>
-            <w:top w:w="0" w:type="dxa"/>
-            <w:bottom w:w="0" w:type="dxa"/>
-          </w:tblCellMar>
-        </w:tblPrEx>
         <w:tc>
           <w:tcPr>
             <w:tcW w:w="3008" w:type="dxa"/>
@@ -1056,12 +1044,6 @@
         <w:gridCol w:w="4513"/>
       </w:tblGrid>
       <w:tr>
-        <w:tblPrEx>
-          <w:tblCellMar>
-            <w:top w:w="0" w:type="dxa"/>
-            <w:bottom w:w="0" w:type="dxa"/>
-          </w:tblCellMar>
-        </w:tblPrEx>
         <w:tc>
           <w:tcPr>
             <w:tcW w:w="4513" w:type="dxa"/>
@@ -1206,12 +1188,6 @@
         </w:tc>
       </w:tr>
       <w:tr>
-        <w:tblPrEx>
-          <w:tblCellMar>
-            <w:top w:w="0" w:type="dxa"/>
-            <w:bottom w:w="0" w:type="dxa"/>
-          </w:tblCellMar>
-        </w:tblPrEx>
         <w:tc>
           <w:tcPr>
             <w:tcW w:w="4513" w:type="dxa"/>
@@ -1442,12 +1418,6 @@
         <w:gridCol w:w="6626"/>
       </w:tblGrid>
       <w:tr>
-        <w:tblPrEx>
-          <w:tblCellMar>
-            <w:top w:w="0" w:type="dxa"/>
-            <w:bottom w:w="0" w:type="dxa"/>
-          </w:tblCellMar>
-        </w:tblPrEx>
         <w:tc>
           <w:tcPr>
             <w:tcW w:w="2400" w:type="dxa"/>
@@ -1517,12 +1487,6 @@
         </w:tc>
       </w:tr>
       <w:tr>
-        <w:tblPrEx>
-          <w:tblCellMar>
-            <w:top w:w="0" w:type="dxa"/>
-            <w:bottom w:w="0" w:type="dxa"/>
-          </w:tblCellMar>
-        </w:tblPrEx>
         <w:tc>
           <w:tcPr>
             <w:tcW w:w="2400" w:type="dxa"/>
@@ -1622,12 +1586,6 @@
         </w:tc>
       </w:tr>
       <w:tr>
-        <w:tblPrEx>
-          <w:tblCellMar>
-            <w:top w:w="0" w:type="dxa"/>
-            <w:bottom w:w="0" w:type="dxa"/>
-          </w:tblCellMar>
-        </w:tblPrEx>
         <w:tc>
           <w:tcPr>
             <w:tcW w:w="2400" w:type="dxa"/>
@@ -1697,12 +1655,6 @@
         </w:tc>
       </w:tr>
       <w:tr>
-        <w:tblPrEx>
-          <w:tblCellMar>
-            <w:top w:w="0" w:type="dxa"/>
-            <w:bottom w:w="0" w:type="dxa"/>
-          </w:tblCellMar>
-        </w:tblPrEx>
         <w:tc>
           <w:tcPr>
             <w:tcW w:w="2400" w:type="dxa"/>
@@ -1900,12 +1852,6 @@
         <w:gridCol w:w="5626"/>
       </w:tblGrid>
       <w:tr>
-        <w:tblPrEx>
-          <w:tblCellMar>
-            <w:top w:w="0" w:type="dxa"/>
-            <w:bottom w:w="0" w:type="dxa"/>
-          </w:tblCellMar>
-        </w:tblPrEx>
         <w:tc>
           <w:tcPr>
             <w:tcW w:w="1600" w:type="dxa"/>
@@ -2013,12 +1959,6 @@
         </w:tc>
       </w:tr>
       <w:tr>
-        <w:tblPrEx>
-          <w:tblCellMar>
-            <w:top w:w="0" w:type="dxa"/>
-            <w:bottom w:w="0" w:type="dxa"/>
-          </w:tblCellMar>
-        </w:tblPrEx>
         <w:tc>
           <w:tcPr>
             <w:tcW w:w="1600" w:type="dxa"/>
@@ -2153,12 +2093,6 @@
         </w:tc>
       </w:tr>
       <w:tr>
-        <w:tblPrEx>
-          <w:tblCellMar>
-            <w:top w:w="0" w:type="dxa"/>
-            <w:bottom w:w="0" w:type="dxa"/>
-          </w:tblCellMar>
-        </w:tblPrEx>
         <w:tc>
           <w:tcPr>
             <w:tcW w:w="1600" w:type="dxa"/>
@@ -2267,12 +2201,6 @@
         </w:tc>
       </w:tr>
       <w:tr>
-        <w:tblPrEx>
-          <w:tblCellMar>
-            <w:top w:w="0" w:type="dxa"/>
-            <w:bottom w:w="0" w:type="dxa"/>
-          </w:tblCellMar>
-        </w:tblPrEx>
         <w:tc>
           <w:tcPr>
             <w:tcW w:w="1600" w:type="dxa"/>
@@ -2409,12 +2337,6 @@
         </w:tc>
       </w:tr>
       <w:tr>
-        <w:tblPrEx>
-          <w:tblCellMar>
-            <w:top w:w="0" w:type="dxa"/>
-            <w:bottom w:w="0" w:type="dxa"/>
-          </w:tblCellMar>
-        </w:tblPrEx>
         <w:tc>
           <w:tcPr>
             <w:tcW w:w="1600" w:type="dxa"/>
@@ -2523,12 +2445,6 @@
         </w:tc>
       </w:tr>
       <w:tr>
-        <w:tblPrEx>
-          <w:tblCellMar>
-            <w:top w:w="0" w:type="dxa"/>
-            <w:bottom w:w="0" w:type="dxa"/>
-          </w:tblCellMar>
-        </w:tblPrEx>
         <w:tc>
           <w:tcPr>
             <w:tcW w:w="1600" w:type="dxa"/>
@@ -3062,12 +2978,6 @@
         <w:gridCol w:w="8426"/>
       </w:tblGrid>
       <w:tr>
-        <w:tblPrEx>
-          <w:tblCellMar>
-            <w:top w:w="0" w:type="dxa"/>
-            <w:bottom w:w="0" w:type="dxa"/>
-          </w:tblCellMar>
-        </w:tblPrEx>
         <w:tc>
           <w:tcPr>
             <w:tcW w:w="600" w:type="dxa"/>
@@ -3160,12 +3070,6 @@
         </w:tc>
       </w:tr>
       <w:tr>
-        <w:tblPrEx>
-          <w:tblCellMar>
-            <w:top w:w="0" w:type="dxa"/>
-            <w:bottom w:w="0" w:type="dxa"/>
-          </w:tblCellMar>
-        </w:tblPrEx>
         <w:tc>
           <w:tcPr>
             <w:tcW w:w="600" w:type="dxa"/>
@@ -3218,12 +3122,6 @@
         </w:tc>
       </w:tr>
       <w:tr>
-        <w:tblPrEx>
-          <w:tblCellMar>
-            <w:top w:w="0" w:type="dxa"/>
-            <w:bottom w:w="0" w:type="dxa"/>
-          </w:tblCellMar>
-        </w:tblPrEx>
         <w:tc>
           <w:tcPr>
             <w:tcW w:w="600" w:type="dxa"/>
@@ -3819,12 +3717,6 @@
         <w:gridCol w:w="4826"/>
       </w:tblGrid>
       <w:tr>
-        <w:tblPrEx>
-          <w:tblCellMar>
-            <w:top w:w="0" w:type="dxa"/>
-            <w:bottom w:w="0" w:type="dxa"/>
-          </w:tblCellMar>
-        </w:tblPrEx>
         <w:tc>
           <w:tcPr>
             <w:tcW w:w="2000" w:type="dxa"/>
@@ -3932,12 +3824,6 @@
         </w:tc>
       </w:tr>
       <w:tr>
-        <w:tblPrEx>
-          <w:tblCellMar>
-            <w:top w:w="0" w:type="dxa"/>
-            <w:bottom w:w="0" w:type="dxa"/>
-          </w:tblCellMar>
-        </w:tblPrEx>
         <w:tc>
           <w:tcPr>
             <w:tcW w:w="2000" w:type="dxa"/>
@@ -4056,12 +3942,6 @@
         </w:tc>
       </w:tr>
       <w:tr>
-        <w:tblPrEx>
-          <w:tblCellMar>
-            <w:top w:w="0" w:type="dxa"/>
-            <w:bottom w:w="0" w:type="dxa"/>
-          </w:tblCellMar>
-        </w:tblPrEx>
         <w:tc>
           <w:tcPr>
             <w:tcW w:w="2000" w:type="dxa"/>
@@ -4154,12 +4034,6 @@
         </w:tc>
       </w:tr>
       <w:tr>
-        <w:tblPrEx>
-          <w:tblCellMar>
-            <w:top w:w="0" w:type="dxa"/>
-            <w:bottom w:w="0" w:type="dxa"/>
-          </w:tblCellMar>
-        </w:tblPrEx>
         <w:tc>
           <w:tcPr>
             <w:tcW w:w="2000" w:type="dxa"/>
@@ -4278,12 +4152,6 @@
         </w:tc>
       </w:tr>
       <w:tr>
-        <w:tblPrEx>
-          <w:tblCellMar>
-            <w:top w:w="0" w:type="dxa"/>
-            <w:bottom w:w="0" w:type="dxa"/>
-          </w:tblCellMar>
-        </w:tblPrEx>
         <w:tc>
           <w:tcPr>
             <w:tcW w:w="2000" w:type="dxa"/>
@@ -4574,12 +4442,6 @@
         <w:gridCol w:w="8271"/>
       </w:tblGrid>
       <w:tr>
-        <w:tblPrEx>
-          <w:tblCellMar>
-            <w:top w:w="0" w:type="dxa"/>
-            <w:bottom w:w="0" w:type="dxa"/>
-          </w:tblCellMar>
-        </w:tblPrEx>
         <w:tc>
           <w:tcPr>
             <w:tcW w:w="600" w:type="dxa"/>
@@ -4672,12 +4534,6 @@
         </w:tc>
       </w:tr>
       <w:tr>
-        <w:tblPrEx>
-          <w:tblCellMar>
-            <w:top w:w="0" w:type="dxa"/>
-            <w:bottom w:w="0" w:type="dxa"/>
-          </w:tblCellMar>
-        </w:tblPrEx>
         <w:tc>
           <w:tcPr>
             <w:tcW w:w="600" w:type="dxa"/>
@@ -4770,12 +4626,6 @@
         </w:tc>
       </w:tr>
       <w:tr>
-        <w:tblPrEx>
-          <w:tblCellMar>
-            <w:top w:w="0" w:type="dxa"/>
-            <w:bottom w:w="0" w:type="dxa"/>
-          </w:tblCellMar>
-        </w:tblPrEx>
         <w:tc>
           <w:tcPr>
             <w:tcW w:w="600" w:type="dxa"/>
@@ -4870,7 +4720,7 @@
             <w:pPr>
               <w:spacing w:after="140" w:line="320" w:lineRule="auto"/>
               <w:rPr>
-                <w:rFonts w:ascii="SUIT" w:eastAsia="SUIT" w:hAnsi="SUIT" w:hint="eastAsia"/>
+                <w:rFonts w:ascii="SUIT" w:eastAsia="SUIT" w:hAnsi="SUIT"/>
               </w:rPr>
             </w:pPr>
             <w:r>
@@ -5021,12 +4871,6 @@
         <w:gridCol w:w="5426"/>
       </w:tblGrid>
       <w:tr>
-        <w:tblPrEx>
-          <w:tblCellMar>
-            <w:top w:w="0" w:type="dxa"/>
-            <w:bottom w:w="0" w:type="dxa"/>
-          </w:tblCellMar>
-        </w:tblPrEx>
         <w:tc>
           <w:tcPr>
             <w:tcW w:w="1600" w:type="dxa"/>
@@ -5134,12 +4978,6 @@
         </w:tc>
       </w:tr>
       <w:tr>
-        <w:tblPrEx>
-          <w:tblCellMar>
-            <w:top w:w="0" w:type="dxa"/>
-            <w:bottom w:w="0" w:type="dxa"/>
-          </w:tblCellMar>
-        </w:tblPrEx>
         <w:tc>
           <w:tcPr>
             <w:tcW w:w="1600" w:type="dxa"/>
@@ -5245,12 +5083,6 @@
         </w:tc>
       </w:tr>
       <w:tr>
-        <w:tblPrEx>
-          <w:tblCellMar>
-            <w:top w:w="0" w:type="dxa"/>
-            <w:bottom w:w="0" w:type="dxa"/>
-          </w:tblCellMar>
-        </w:tblPrEx>
         <w:tc>
           <w:tcPr>
             <w:tcW w:w="1600" w:type="dxa"/>
@@ -5353,12 +5185,6 @@
         </w:tc>
       </w:tr>
       <w:tr>
-        <w:tblPrEx>
-          <w:tblCellMar>
-            <w:top w:w="0" w:type="dxa"/>
-            <w:bottom w:w="0" w:type="dxa"/>
-          </w:tblCellMar>
-        </w:tblPrEx>
         <w:tc>
           <w:tcPr>
             <w:tcW w:w="1600" w:type="dxa"/>
@@ -5464,12 +5290,6 @@
         </w:tc>
       </w:tr>
       <w:tr>
-        <w:tblPrEx>
-          <w:tblCellMar>
-            <w:top w:w="0" w:type="dxa"/>
-            <w:bottom w:w="0" w:type="dxa"/>
-          </w:tblCellMar>
-        </w:tblPrEx>
         <w:tc>
           <w:tcPr>
             <w:tcW w:w="1600" w:type="dxa"/>
@@ -5654,12 +5474,6 @@
         <w:gridCol w:w="3010"/>
       </w:tblGrid>
       <w:tr>
-        <w:tblPrEx>
-          <w:tblCellMar>
-            <w:top w:w="0" w:type="dxa"/>
-            <w:bottom w:w="0" w:type="dxa"/>
-          </w:tblCellMar>
-        </w:tblPrEx>
         <w:tc>
           <w:tcPr>
             <w:tcW w:w="3008" w:type="dxa"/>
@@ -5779,12 +5593,6 @@
         </w:tc>
       </w:tr>
       <w:tr>
-        <w:tblPrEx>
-          <w:tblCellMar>
-            <w:top w:w="0" w:type="dxa"/>
-            <w:bottom w:w="0" w:type="dxa"/>
-          </w:tblCellMar>
-        </w:tblPrEx>
         <w:tc>
           <w:tcPr>
             <w:tcW w:w="3008" w:type="dxa"/>
@@ -6379,7 +6187,7 @@
     <w:p>
       <w:pPr>
         <w:rPr>
-          <w:rFonts w:ascii="SUIT" w:eastAsia="SUIT" w:hAnsi="SUIT"/>
+          <w:rFonts w:ascii="SUIT" w:eastAsia="SUIT" w:hAnsi="SUIT" w:hint="eastAsia"/>
         </w:rPr>
       </w:pPr>
       <w:r>
@@ -6388,6 +6196,15 @@
         </w:rPr>
         <w:br w:type="page"/>
       </w:r>
+      <w:proofErr w:type="spellStart"/>
+      <w:r>
+        <w:rPr>
+          <w:rFonts w:ascii="SUIT" w:eastAsia="SUIT" w:hAnsi="SUIT" w:hint="eastAsia"/>
+        </w:rPr>
+        <w:lastRenderedPageBreak/>
+        <w:t>xq</w:t>
+      </w:r>
+      <w:proofErr w:type="spellEnd"/>
     </w:p>
     <w:p>
       <w:pPr>
@@ -6408,7 +6225,6 @@
           <w:sz w:val="32"/>
           <w:szCs w:val="32"/>
         </w:rPr>
-        <w:lastRenderedPageBreak/>
         <w:t>8. 주간 회고 프로토콜</w:t>
       </w:r>
     </w:p>
@@ -6500,12 +6316,6 @@
         <w:gridCol w:w="8426"/>
       </w:tblGrid>
       <w:tr>
-        <w:tblPrEx>
-          <w:tblCellMar>
-            <w:top w:w="0" w:type="dxa"/>
-            <w:bottom w:w="0" w:type="dxa"/>
-          </w:tblCellMar>
-        </w:tblPrEx>
         <w:tc>
           <w:tcPr>
             <w:tcW w:w="600" w:type="dxa"/>
@@ -6625,12 +6435,6 @@
         </w:tc>
       </w:tr>
       <w:tr>
-        <w:tblPrEx>
-          <w:tblCellMar>
-            <w:top w:w="0" w:type="dxa"/>
-            <w:bottom w:w="0" w:type="dxa"/>
-          </w:tblCellMar>
-        </w:tblPrEx>
         <w:tc>
           <w:tcPr>
             <w:tcW w:w="600" w:type="dxa"/>
@@ -6723,12 +6527,6 @@
         </w:tc>
       </w:tr>
       <w:tr>
-        <w:tblPrEx>
-          <w:tblCellMar>
-            <w:top w:w="0" w:type="dxa"/>
-            <w:bottom w:w="0" w:type="dxa"/>
-          </w:tblCellMar>
-        </w:tblPrEx>
         <w:tc>
           <w:tcPr>
             <w:tcW w:w="600" w:type="dxa"/>
@@ -6821,12 +6619,6 @@
         </w:tc>
       </w:tr>
       <w:tr>
-        <w:tblPrEx>
-          <w:tblCellMar>
-            <w:top w:w="0" w:type="dxa"/>
-            <w:bottom w:w="0" w:type="dxa"/>
-          </w:tblCellMar>
-        </w:tblPrEx>
         <w:tc>
           <w:tcPr>
             <w:tcW w:w="600" w:type="dxa"/>
@@ -6919,12 +6711,6 @@
         </w:tc>
       </w:tr>
       <w:tr>
-        <w:tblPrEx>
-          <w:tblCellMar>
-            <w:top w:w="0" w:type="dxa"/>
-            <w:bottom w:w="0" w:type="dxa"/>
-          </w:tblCellMar>
-        </w:tblPrEx>
         <w:tc>
           <w:tcPr>
             <w:tcW w:w="600" w:type="dxa"/>
@@ -7099,6 +6885,7 @@
         <w:rPr>
           <w:rFonts w:ascii="SUIT" w:eastAsia="SUIT" w:hAnsi="SUIT"/>
         </w:rPr>
+        <w:lastRenderedPageBreak/>
         <w:br w:type="page"/>
       </w:r>
     </w:p>
@@ -7155,12 +6942,6 @@
         <w:gridCol w:w="8426"/>
       </w:tblGrid>
       <w:tr>
-        <w:tblPrEx>
-          <w:tblCellMar>
-            <w:top w:w="0" w:type="dxa"/>
-            <w:bottom w:w="0" w:type="dxa"/>
-          </w:tblCellMar>
-        </w:tblPrEx>
         <w:tc>
           <w:tcPr>
             <w:tcW w:w="600" w:type="dxa"/>
@@ -7253,12 +7034,6 @@
         </w:tc>
       </w:tr>
       <w:tr>
-        <w:tblPrEx>
-          <w:tblCellMar>
-            <w:top w:w="0" w:type="dxa"/>
-            <w:bottom w:w="0" w:type="dxa"/>
-          </w:tblCellMar>
-        </w:tblPrEx>
         <w:tc>
           <w:tcPr>
             <w:tcW w:w="600" w:type="dxa"/>
@@ -7351,12 +7126,6 @@
         </w:tc>
       </w:tr>
       <w:tr>
-        <w:tblPrEx>
-          <w:tblCellMar>
-            <w:top w:w="0" w:type="dxa"/>
-            <w:bottom w:w="0" w:type="dxa"/>
-          </w:tblCellMar>
-        </w:tblPrEx>
         <w:tc>
           <w:tcPr>
             <w:tcW w:w="600" w:type="dxa"/>
@@ -7449,12 +7218,6 @@
         </w:tc>
       </w:tr>
       <w:tr>
-        <w:tblPrEx>
-          <w:tblCellMar>
-            <w:top w:w="0" w:type="dxa"/>
-            <w:bottom w:w="0" w:type="dxa"/>
-          </w:tblCellMar>
-        </w:tblPrEx>
         <w:tc>
           <w:tcPr>
             <w:tcW w:w="600" w:type="dxa"/>
@@ -7547,12 +7310,6 @@
         </w:tc>
       </w:tr>
       <w:tr>
-        <w:tblPrEx>
-          <w:tblCellMar>
-            <w:top w:w="0" w:type="dxa"/>
-            <w:bottom w:w="0" w:type="dxa"/>
-          </w:tblCellMar>
-        </w:tblPrEx>
         <w:tc>
           <w:tcPr>
             <w:tcW w:w="600" w:type="dxa"/>
